--- a/chapters/word_output/CH-013_Complicacoes_Manejo.docx
+++ b/chapters/word_output/CH-013_Complicacoes_Manejo.docx
@@ -20,7 +20,7 @@
           <w:szCs w:val="36"/>
           <w:rFonts w:ascii="Times New Roman" w:cs="Times New Roman" w:eastAsia="Times New Roman" w:hAnsi="Times New Roman"/>
         </w:rPr>
-        <w:t xml:space="preserve">Capítulo 12 — Complicações e Manejo: Quando os Vetores Trabalham Contra Você</w:t>
+        <w:t xml:space="preserve">Capítulo 13 — Complicações e Manejo: Quando os Vetores Trabalham Contra Você</w:t>
       </w:r>
     </w:p>
     <w:p>
@@ -67,7 +67,7 @@
           <w:szCs w:val="18"/>
           <w:rFonts w:ascii="Courier New" w:cs="Courier New" w:eastAsia="Courier New" w:hAnsi="Courier New"/>
         </w:rPr>
-        <w:t xml:space="preserve">chapter_id: CH-012</w:t>
+        <w:t xml:space="preserve">chapter_id: CH-013</w:t>
       </w:r>
     </w:p>
     <w:p>
@@ -3256,7 +3256,7 @@
       <w:r>
         <w:drawing>
           <wp:inline distT="0" distB="0" distL="0" distR="0">
-            <wp:extent cx="3600450" cy="3600450"/>
+            <wp:extent cx="5038725" cy="3600450"/>
             <wp:effectExtent t="0" r="0" b="0" l="0"/>
             <wp:docPr id="1" name="" descr="" title=""/>
             <wp:cNvGraphicFramePr>
@@ -3281,7 +3281,7 @@
                   <pic:spPr bwMode="auto">
                     <a:xfrm>
                       <a:off x="0" y="0"/>
-                      <a:ext cx="3600450" cy="3600450"/>
+                      <a:ext cx="5038725" cy="3600450"/>
                     </a:xfrm>
                     <a:prstGeom prst="rect">
                       <a:avLst/>
@@ -3310,7 +3310,7 @@
           <w:szCs w:val="18"/>
           <w:rFonts w:ascii="Times New Roman" w:cs="Times New Roman" w:eastAsia="Times New Roman" w:hAnsi="Times New Roman"/>
         </w:rPr>
-        <w:t xml:space="preserve">Figura 12.1: As 6 Complicações dos Anéis Classificadas por Vetor — cada complicação está ligada ao vetor biomecânico responsável e sua solução</w:t>
+        <w:t xml:space="preserve">Figura 13.1: As 6 Complicações dos Anéis Classificadas por Vetor — cada complicação está ligada ao vetor biomecânico responsável e sua solução</w:t>
       </w:r>
     </w:p>
     <w:p>
@@ -3321,7 +3321,7 @@
       <w:r>
         <w:drawing>
           <wp:inline distT="0" distB="0" distL="0" distR="0">
-            <wp:extent cx="3600450" cy="3600450"/>
+            <wp:extent cx="5038725" cy="3600450"/>
             <wp:effectExtent t="0" r="0" b="0" l="0"/>
             <wp:docPr id="1" name="" descr="" title=""/>
             <wp:cNvGraphicFramePr>
@@ -3346,7 +3346,7 @@
                   <pic:spPr bwMode="auto">
                     <a:xfrm>
                       <a:off x="0" y="0"/>
-                      <a:ext cx="3600450" cy="3600450"/>
+                      <a:ext cx="5038725" cy="3600450"/>
                     </a:xfrm>
                     <a:prstGeom prst="rect">
                       <a:avLst/>
@@ -3375,7 +3375,7 @@
           <w:szCs w:val="18"/>
           <w:rFonts w:ascii="Times New Roman" w:cs="Times New Roman" w:eastAsia="Times New Roman" w:hAnsi="Times New Roman"/>
         </w:rPr>
-        <w:t xml:space="preserve">Figura 12.2: Complicações na Linguagem Vetorial — Painel 2×2 mostrando hipocorreção (VR insuficiente), hipercorreção (VR excessivo), extrusão (tenting excessivo), e coma piorado (Vτ invertido) em corte transversal de fibras</w:t>
+        <w:t xml:space="preserve">Figura 13.2: Complicações na Linguagem Vetorial — Painel 2×2 mostrando hipocorreção (VR insuficiente), hipercorreção (VR excessivo), extrusão (tenting excessivo), e coma piorado (Vτ invertido) em corte transversal de fibras</w:t>
       </w:r>
     </w:p>
     <w:p>
@@ -4160,7 +4160,7 @@
                 <w:szCs w:val="19"/>
                 <w:rFonts w:ascii="Times New Roman" w:cs="Times New Roman" w:eastAsia="Times New Roman" w:hAnsi="Times New Roman"/>
               </w:rPr>
-              <w:t xml:space="preserve">Anel muito espesso a profundidade insuficiente → pressão erosiva sobre as lamelas acima → fibras 🔴 e 🟢 rompem focalmente</w:t>
+              <w:t xml:space="preserve">Anel muito espesso a profundidade insuficiente → pressão erosiva sobre as lamelas acima → fibras 🔴 e 🟢 deslizamento/reorganização focalmente</w:t>
             </w:r>
           </w:p>
         </w:tc>
@@ -4462,7 +4462,7 @@
         <w:smallCaps/>
         <w:rFonts w:ascii="Times New Roman" w:cs="Times New Roman" w:eastAsia="Times New Roman" w:hAnsi="Times New Roman"/>
       </w:rPr>
-      <w:t xml:space="preserve">Capítulo 12 — Complicações e Manejo: Quando os Vetores Traba</w:t>
+      <w:t xml:space="preserve">Capítulo 13 — Complicações e Manejo: Quando os Vetores Traba</w:t>
     </w:r>
   </w:p>
 </w:hdr>

--- a/chapters/word_output/CH-013_Complicacoes_Manejo.docx
+++ b/chapters/word_output/CH-013_Complicacoes_Manejo.docx
@@ -539,7 +539,7 @@
           <w:insideH w:val="single" w:color="auto" w:sz="4"/>
           <w:insideV w:val="single" w:color="auto" w:sz="4"/>
         </w:tblBorders>
-        <w:tblLayout w:type="fixed"/>
+        <w:tblLayout w:type="autofit"/>
       </w:tblPr>
       <w:tblGrid>
         <w:gridCol w:w="100"/>
@@ -2295,7 +2295,7 @@
           <w:insideH w:val="single" w:color="auto" w:sz="4"/>
           <w:insideV w:val="single" w:color="auto" w:sz="4"/>
         </w:tblBorders>
-        <w:tblLayout w:type="fixed"/>
+        <w:tblLayout w:type="autofit"/>
       </w:tblPr>
       <w:tblGrid>
         <w:gridCol w:w="100"/>
@@ -3536,7 +3536,7 @@
           <w:insideH w:val="single" w:color="auto" w:sz="4"/>
           <w:insideV w:val="single" w:color="auto" w:sz="4"/>
         </w:tblBorders>
-        <w:tblLayout w:type="fixed"/>
+        <w:tblLayout w:type="autofit"/>
       </w:tblPr>
       <w:tblGrid>
         <w:gridCol w:w="100"/>
